--- a/public/vaazlar/akrabalik-iliskileri.docx
+++ b/public/vaazlar/akrabalik-iliskileri.docx
@@ -5401,6 +5401,29 @@
           </w:p>
           <w:p>
             <w:pPr>
+              <w:keepNext/>
+              <w:keepLines/>
+              <w:spacing w:before="60" w:after="60" w:line="360" w:lineRule="auto"/>
+              <w:jc w:val="center"/>
+              <w:bidi/>
+            </w:pPr>
+            <w:r>
+              <w:rPr>
+                <w:rFonts w:ascii="Amiri" w:hAnsi="Amiri" w:cs="Amiri" w:eastAsia="Amiri"/>
+                <w:b/>
+                <w:bCs/>
+                <w:color w:val="1B5E20"/>
+                <w:sz w:val="46"/>
+                <w:szCs w:val="46"/>
+                <w:rtl/>
+                <w:cs/>
+                <w:lang w:val="ar-SA" w:bidi="ar-SA"/>
+              </w:rPr>
+              <w:t>الصَّدَقَةُ عَلَى الْمِسْكِينِ صَدَقَةٌ وَهِيَ عَلَى ذِي الرَّحِمِ ثِنْتَانِ صَدَقَةٌ وَصِلَةٌ</w:t>
+            </w:r>
+          </w:p>
+          <w:p>
+            <w:pPr>
               <w:keepNext w:val="0"/>
               <w:keepLines/>
               <w:spacing w:before="20" w:after="30" w:line="269" w:lineRule="auto"/>
@@ -5464,7 +5487,7 @@
           <w:szCs w:val="21"/>
           <w:lang w:val="tr-TR" w:bidi="ar-SA"/>
         </w:rPr>
-        <w:t>Bir akrabamızın mutfak masasında ödenmeyi bekleyen faturalar birikmiş olabilir. Derdini herkese anlatmaya çekiniyor olabilir. İhtiyacını özel olarak soralım. Yardımın miktarını gücümüze göre belirleyelim; sürdürmeyeceğimiz bir sözü vermeden önce hesabımızı yapalım. İmkânımız sınırlıysa bir işini takip ederek veya zaman ayırarak da yanında durabiliriz.</w:t>
+        <w:t>Bir akrabamızın mutfak masasında ödenmeyi bekleyen faturalar birikmiş olabilir. İhtiyacını özel olarak soralım. Yardımın miktarını gücümüze göre belirleyelim; sürdürmeyeceğimiz bir sözü vermeden önce hesabımızı yapalım. İmkânımız sınırlıysa bir işini takip ederek veya zaman ayırarak da yanında durabiliriz.</w:t>
       </w:r>
     </w:p>
     <w:tbl>
@@ -5606,7 +5629,7 @@
           <w:szCs w:val="21"/>
           <w:lang w:val="tr-TR" w:bidi="ar-SA"/>
         </w:rPr>
-        <w:t>Verdiğimiz paranın hediye mi, borç mu olduğunu baştan açıklayalım. Borçsa miktarını ve ödeme şartlarını karşılıklı belirleyelim. Yardım ettiğimiz insanın özel bilgilerini ancak kendisinin izniyle ve gerektiği kadar paylaşalım. Kendi kararını vermesine saygı göstererek ihtiyacına destek olalım. İyiliğin yanında insanın onuru da korunsun.</w:t>
+        <w:t>Verdiğimiz paranın hediye mi, borç mu olduğunu baştan açıklayalım. Borçsa miktarını ve ödeme şartlarını karşılıklı belirleyelim. Yardım ettiğimiz insanın özel bilgilerini ancak kendisinin izniyle ve gerektiği kadar paylaşalım. İyiliğin yanında insanın onuru da korunsun.</w:t>
       </w:r>
     </w:p>
     <w:p>
@@ -5627,26 +5650,6 @@
           <w:lang w:val="tr-TR" w:bidi="ar-SA"/>
         </w:rPr>
         <w:t>Sıla-i rahim, mesafeyi ilgiyle aşmak ve yakınlarımızın hakkını adaletle korumaktır.</w:t>
-      </w:r>
-    </w:p>
-    <w:p>
-      <w:pPr>
-        <w:keepNext w:val="0"/>
-        <w:keepLines/>
-        <w:spacing w:before="0" w:after="70" w:line="276" w:lineRule="auto"/>
-        <w:jc w:val="both"/>
-      </w:pPr>
-      <w:r>
-        <w:rPr>
-          <w:rFonts w:ascii="Calibri" w:hAnsi="Calibri" w:cs="Calibri" w:eastAsia="Calibri"/>
-          <w:b/>
-          <w:bCs/>
-          <w:color w:val="141414"/>
-          <w:sz w:val="21"/>
-          <w:szCs w:val="21"/>
-          <w:lang w:val="tr-TR" w:bidi="ar-SA"/>
-        </w:rPr>
-        <w:t>Yardımımız, yakınımızın hem ihtiyacına hem onuruna ulaşsın.</w:t>
       </w:r>
     </w:p>
     <w:p>
